--- a/public/resume/Sridhar_Mahalingam_Software_Developer_Singapore_Full.docx
+++ b/public/resume/Sridhar_Mahalingam_Software_Developer_Singapore_Full.docx
@@ -380,7 +380,7 @@
           <w:sz w:val="19"/>
           <w:szCs w:val="19"/>
         </w:rPr>
-        <w:t xml:space="preserve">PyTorch, FCOS object detection, ONNX Runtime, computer vision, custom model architecture and training, dataset preparation and annotation, evaluation and benchmarking (IoU precision/recall, mAP), OCR model development, Tesseract, self-hosted GPU inference — built without third-party AI services or external inference APIs.</w:t>
+        <w:t xml:space="preserve">PyTorch, LangGraph multi-agent orchestration, RAG (pgvector, FAISS, hybrid BM25 retrieval), Ollama local LLM inference, FCOS object detection, ONNX Runtime, computer vision, custom model architecture and training, dataset preparation and annotation, evaluation and benchmarking (IoU precision/recall, mAP), OCR model development, Tesseract, self-hosted GPU inference — built without third-party AI services or external inference APIs.</w:t>
       </w:r>
     </w:p>
     <w:p>
@@ -1646,6 +1646,314 @@
           <w:szCs w:val="19"/>
         </w:rPr>
         <w:t xml:space="preserve">handling of concurrent edits made offline by multiple users, resolving divergent local state on synchronisation.</w:t>
+      </w:r>
+    </w:p>
+    <w:p>
+      <w:pPr>
+        <w:pBdr>
+          <w:bottom w:val="single" w:color="D5D5D5" w:sz="4" w:space="2"/>
+        </w:pBdr>
+        <w:spacing w:after="50" w:before="200"/>
+      </w:pPr>
+      <w:r>
+        <w:rPr>
+          <w:rFonts w:ascii="Calibri" w:cs="Calibri" w:eastAsia="Calibri" w:hAnsi="Calibri"/>
+          <w:b/>
+          <w:bCs/>
+          <w:color w:val="10314F"/>
+          <w:sz w:val="20"/>
+          <w:szCs w:val="20"/>
+        </w:rPr>
+        <w:t xml:space="preserve">AI Research Agent — Multi-Agent Research System with Verified Citations</w:t>
+      </w:r>
+    </w:p>
+    <w:p>
+      <w:pPr>
+        <w:spacing w:after="30" w:line="275"/>
+      </w:pPr>
+      <w:r>
+        <w:rPr>
+          <w:rFonts w:ascii="Calibri" w:cs="Calibri" w:eastAsia="Calibri" w:hAnsi="Calibri"/>
+          <w:b/>
+          <w:bCs/>
+          <w:color w:val="1B6E8C"/>
+          <w:sz w:val="18"/>
+          <w:szCs w:val="18"/>
+        </w:rPr>
+        <w:t xml:space="preserve">Role: </w:t>
+      </w:r>
+      <w:r>
+        <w:rPr>
+          <w:rFonts w:ascii="Calibri" w:cs="Calibri" w:eastAsia="Calibri" w:hAnsi="Calibri"/>
+          <w:color w:val="4A4A4A"/>
+          <w:sz w:val="18"/>
+          <w:szCs w:val="18"/>
+        </w:rPr>
+        <w:t xml:space="preserve">Independent project — sole architect and developer</w:t>
+      </w:r>
+    </w:p>
+    <w:p>
+      <w:pPr>
+        <w:spacing w:after="30" w:line="275"/>
+      </w:pPr>
+      <w:r>
+        <w:rPr>
+          <w:rFonts w:ascii="Calibri" w:cs="Calibri" w:eastAsia="Calibri" w:hAnsi="Calibri"/>
+          <w:b/>
+          <w:bCs/>
+          <w:color w:val="1B6E8C"/>
+          <w:sz w:val="18"/>
+          <w:szCs w:val="18"/>
+        </w:rPr>
+        <w:t xml:space="preserve">Tools: </w:t>
+      </w:r>
+      <w:r>
+        <w:rPr>
+          <w:rFonts w:ascii="Calibri" w:cs="Calibri" w:eastAsia="Calibri" w:hAnsi="Calibri"/>
+          <w:color w:val="4A4A4A"/>
+          <w:sz w:val="18"/>
+          <w:szCs w:val="18"/>
+        </w:rPr>
+        <w:t xml:space="preserve">Python, LangGraph, FastAPI, Pydantic v2, Ollama (local LLM), PostgreSQL + pgvector, FAISS, sentence-transformers, Next.js 16, TypeScript, Docker Compose</w:t>
+      </w:r>
+    </w:p>
+    <w:p>
+      <w:pPr>
+        <w:spacing w:after="30" w:line="275"/>
+      </w:pPr>
+      <w:r>
+        <w:rPr>
+          <w:rFonts w:ascii="Calibri" w:cs="Calibri" w:eastAsia="Calibri" w:hAnsi="Calibri"/>
+          <w:b/>
+          <w:bCs/>
+          <w:color w:val="1B6E8C"/>
+          <w:sz w:val="18"/>
+          <w:szCs w:val="18"/>
+        </w:rPr>
+        <w:t xml:space="preserve">Status: </w:t>
+      </w:r>
+      <w:r>
+        <w:rPr>
+          <w:rFonts w:ascii="Calibri" w:cs="Calibri" w:eastAsia="Calibri" w:hAnsi="Calibri"/>
+          <w:color w:val="4A4A4A"/>
+          <w:sz w:val="18"/>
+          <w:szCs w:val="18"/>
+        </w:rPr>
+        <w:t xml:space="preserve">Complete — 38 tests passing, benchmarked end to end on real research runs</w:t>
+      </w:r>
+    </w:p>
+    <w:p>
+      <w:pPr>
+        <w:spacing w:after="40" w:line="290"/>
+        <w:jc w:val="both"/>
+      </w:pPr>
+      <w:r>
+        <w:rPr>
+          <w:rFonts w:ascii="Calibri" w:cs="Calibri" w:eastAsia="Calibri" w:hAnsi="Calibri"/>
+          <w:i w:val="false"/>
+          <w:iCs w:val="false"/>
+          <w:color w:val="1A1A1A"/>
+          <w:sz w:val="19"/>
+          <w:szCs w:val="19"/>
+        </w:rPr>
+        <w:t xml:space="preserve">A local-first, multi-agent AI research workstation. LangGraph-orchestrated agents plan the research, search the real web, ground every finding in retrieved evidence, criticise their own analysis and write cited research reports on a fully local LLM — with every citation verified against the session's own sources before publishing. Everything runs locally except web search: local LLM via Ollama, local embeddings, local database. Designed and built solo, from the agent state machine and RAG pipeline through to the FastAPI backend and the Next.js research-workstation UI.</w:t>
+      </w:r>
+    </w:p>
+    <w:p>
+      <w:pPr>
+        <w:spacing w:after="40" w:before="70"/>
+      </w:pPr>
+      <w:r>
+        <w:rPr>
+          <w:rFonts w:ascii="Calibri" w:cs="Calibri" w:eastAsia="Calibri" w:hAnsi="Calibri"/>
+          <w:b/>
+          <w:bCs/>
+          <w:color w:val="4A4A4A"/>
+          <w:spacing w:val="10"/>
+          <w:sz w:val="18"/>
+          <w:szCs w:val="18"/>
+        </w:rPr>
+        <w:t xml:space="preserve">Key Features</w:t>
+      </w:r>
+    </w:p>
+    <w:p>
+      <w:pPr>
+        <w:pStyle w:val="ListParagraph"/>
+        <w:numPr>
+          <w:ilvl w:val="0"/>
+          <w:numId w:val="2"/>
+        </w:numPr>
+        <w:spacing w:after="55" w:line="285"/>
+      </w:pPr>
+      <w:r>
+        <w:rPr>
+          <w:rFonts w:ascii="Calibri" w:cs="Calibri" w:eastAsia="Calibri" w:hAnsi="Calibri"/>
+          <w:b/>
+          <w:bCs/>
+          <w:color w:val="0A0A0A"/>
+          <w:sz w:val="19"/>
+          <w:szCs w:val="19"/>
+        </w:rPr>
+        <w:t xml:space="preserve">Multi-agent verification loop</w:t>
+      </w:r>
+      <w:r>
+        <w:rPr>
+          <w:rFonts w:ascii="Calibri" w:cs="Calibri" w:eastAsia="Calibri" w:hAnsi="Calibri"/>
+          <w:color w:val="1A1A1A"/>
+          <w:sz w:val="19"/>
+          <w:szCs w:val="19"/>
+        </w:rPr>
+        <w:t xml:space="preserve"> — a Critic agent checks the analysis against the retrieved evidence and loops the workflow back to research with refined queries when evidence is insufficient (hard-capped at two iterations); the report cannot be written until the Critic approves.</w:t>
+      </w:r>
+    </w:p>
+    <w:p>
+      <w:pPr>
+        <w:pStyle w:val="ListParagraph"/>
+        <w:numPr>
+          <w:ilvl w:val="0"/>
+          <w:numId w:val="2"/>
+        </w:numPr>
+        <w:spacing w:after="55" w:line="285"/>
+      </w:pPr>
+      <w:r>
+        <w:rPr>
+          <w:rFonts w:ascii="Calibri" w:cs="Calibri" w:eastAsia="Calibri" w:hAnsi="Calibri"/>
+          <w:b/>
+          <w:bCs/>
+          <w:color w:val="0A0A0A"/>
+          <w:sz w:val="19"/>
+          <w:szCs w:val="19"/>
+        </w:rPr>
+        <w:t xml:space="preserve">Structural hallucination reduction</w:t>
+      </w:r>
+      <w:r>
+        <w:rPr>
+          <w:rFonts w:ascii="Calibri" w:cs="Calibri" w:eastAsia="Calibri" w:hAnsi="Calibri"/>
+          <w:color w:val="1A1A1A"/>
+          <w:sz w:val="19"/>
+          <w:szCs w:val="19"/>
+        </w:rPr>
+        <w:t xml:space="preserve"> — findings citing pages that were never fetched are discarded deterministically, schema-constrained JSON decoding means the model cannot emit malformed output, and honest errors replace fabricated results when sources are unavailable.</w:t>
+      </w:r>
+    </w:p>
+    <w:p>
+      <w:pPr>
+        <w:pStyle w:val="ListParagraph"/>
+        <w:numPr>
+          <w:ilvl w:val="0"/>
+          <w:numId w:val="2"/>
+        </w:numPr>
+        <w:spacing w:after="55" w:line="285"/>
+      </w:pPr>
+      <w:r>
+        <w:rPr>
+          <w:rFonts w:ascii="Calibri" w:cs="Calibri" w:eastAsia="Calibri" w:hAnsi="Calibri"/>
+          <w:b/>
+          <w:bCs/>
+          <w:color w:val="0A0A0A"/>
+          <w:sz w:val="19"/>
+          <w:szCs w:val="19"/>
+        </w:rPr>
+        <w:t xml:space="preserve">Claim-level citation verification</w:t>
+      </w:r>
+      <w:r>
+        <w:rPr>
+          <w:rFonts w:ascii="Calibri" w:cs="Calibri" w:eastAsia="Calibri" w:hAnsi="Calibri"/>
+          <w:color w:val="1A1A1A"/>
+          <w:sz w:val="19"/>
+          <w:szCs w:val="19"/>
+        </w:rPr>
+        <w:t xml:space="preserve"> — every factual sentence in the report is verified as supported, partially supported or unsupported against the session's own evidence; invalid citations are stripped and weak ones disclosed — measured citation coverage rose from 0% to 60–86%.</w:t>
+      </w:r>
+    </w:p>
+    <w:p>
+      <w:pPr>
+        <w:pStyle w:val="ListParagraph"/>
+        <w:numPr>
+          <w:ilvl w:val="0"/>
+          <w:numId w:val="2"/>
+        </w:numPr>
+        <w:spacing w:after="55" w:line="285"/>
+      </w:pPr>
+      <w:r>
+        <w:rPr>
+          <w:rFonts w:ascii="Calibri" w:cs="Calibri" w:eastAsia="Calibri" w:hAnsi="Calibri"/>
+          <w:b/>
+          <w:bCs/>
+          <w:color w:val="0A0A0A"/>
+          <w:sz w:val="19"/>
+          <w:szCs w:val="19"/>
+        </w:rPr>
+        <w:t xml:space="preserve">Hybrid RAG retrieval</w:t>
+      </w:r>
+      <w:r>
+        <w:rPr>
+          <w:rFonts w:ascii="Calibri" w:cs="Calibri" w:eastAsia="Calibri" w:hAnsi="Calibri"/>
+          <w:color w:val="1A1A1A"/>
+          <w:sz w:val="19"/>
+          <w:szCs w:val="19"/>
+        </w:rPr>
+        <w:t xml:space="preserve"> — a per-session vector store (pgvector → FAISS → numpy auto-selection) fuses dense embeddings with a BM25 keyword index via reciprocal rank fusion, with full provenance on every chunk.</w:t>
+      </w:r>
+    </w:p>
+    <w:p>
+      <w:pPr>
+        <w:pStyle w:val="ListParagraph"/>
+        <w:numPr>
+          <w:ilvl w:val="0"/>
+          <w:numId w:val="2"/>
+        </w:numPr>
+        <w:spacing w:after="55" w:line="285"/>
+      </w:pPr>
+      <w:r>
+        <w:rPr>
+          <w:rFonts w:ascii="Calibri" w:cs="Calibri" w:eastAsia="Calibri" w:hAnsi="Calibri"/>
+          <w:b/>
+          <w:bCs/>
+          <w:color w:val="0A0A0A"/>
+          <w:sz w:val="19"/>
+          <w:szCs w:val="19"/>
+        </w:rPr>
+        <w:t xml:space="preserve">Live research workstation</w:t>
+      </w:r>
+      <w:r>
+        <w:rPr>
+          <w:rFonts w:ascii="Calibri" w:cs="Calibri" w:eastAsia="Calibri" w:hAnsi="Calibri"/>
+          <w:color w:val="1A1A1A"/>
+          <w:sz w:val="19"/>
+          <w:szCs w:val="19"/>
+        </w:rPr>
+        <w:t xml:space="preserve"> — the FastAPI backend streams agent progress over Server-Sent Events to a Next.js UI with source cards, evidence quotes, confidence bars, clickable citations, agent traces and per-stage timing.</w:t>
+      </w:r>
+    </w:p>
+    <w:p>
+      <w:pPr>
+        <w:pStyle w:val="ListParagraph"/>
+        <w:numPr>
+          <w:ilvl w:val="0"/>
+          <w:numId w:val="2"/>
+        </w:numPr>
+        <w:spacing w:after="55" w:line="285"/>
+      </w:pPr>
+      <w:r>
+        <w:rPr>
+          <w:rFonts w:ascii="Calibri" w:cs="Calibri" w:eastAsia="Calibri" w:hAnsi="Calibri"/>
+          <w:b/>
+          <w:bCs/>
+          <w:color w:val="0A0A0A"/>
+          <w:sz w:val="19"/>
+          <w:szCs w:val="19"/>
+        </w:rPr>
+        <w:t xml:space="preserve">Honest evaluation built in</w:t>
+      </w:r>
+      <w:r>
+        <w:rPr>
+          <w:rFonts w:ascii="Calibri" w:cs="Calibri" w:eastAsia="Calibri" w:hAnsi="Calibri"/>
+          <w:color w:val="1A1A1A"/>
+          <w:sz w:val="19"/>
+          <w:szCs w:val="19"/>
+        </w:rPr>
+        <w:t xml:space="preserve"> — a benchmark harness runs real research sessions and scores citation coverage, groundedness, completeness, retrieval relevance and latency per model and mode — 100% completion and 78–79% overall quality measured, with quick mode optimised from ~120s to 64s.</w:t>
       </w:r>
     </w:p>
     <w:p>

--- a/public/resume/Sridhar_Mahalingam_Software_Developer_Singapore_Full.docx
+++ b/public/resume/Sridhar_Mahalingam_Software_Developer_Singapore_Full.docx
@@ -1646,6 +1646,401 @@
           <w:szCs w:val="19"/>
         </w:rPr>
         <w:t xml:space="preserve">handling of concurrent edits made offline by multiple users, resolving divergent local state on synchronisation.</w:t>
+      </w:r>
+    </w:p>
+    <w:p>
+      <w:pPr>
+        <w:pBdr>
+          <w:bottom w:val="single" w:color="D5D5D5" w:sz="4" w:space="2"/>
+        </w:pBdr>
+        <w:spacing w:after="50" w:before="200"/>
+      </w:pPr>
+      <w:r>
+        <w:rPr>
+          <w:rFonts w:ascii="Calibri" w:cs="Calibri" w:eastAsia="Calibri" w:hAnsi="Calibri"/>
+          <w:b/>
+          <w:bCs/>
+          <w:color w:val="10314F"/>
+          <w:sz w:val="20"/>
+          <w:szCs w:val="20"/>
+        </w:rPr>
+        <w:t xml:space="preserve">S POS — Multi-Platform Retail Point of Sale (Web, Desktop, Mobile)</w:t>
+      </w:r>
+    </w:p>
+    <w:p>
+      <w:pPr>
+        <w:spacing w:after="30" w:line="275"/>
+      </w:pPr>
+      <w:r>
+        <w:rPr>
+          <w:rFonts w:ascii="Calibri" w:cs="Calibri" w:eastAsia="Calibri" w:hAnsi="Calibri"/>
+          <w:b/>
+          <w:bCs/>
+          <w:color w:val="1B6E8C"/>
+          <w:sz w:val="18"/>
+          <w:szCs w:val="18"/>
+        </w:rPr>
+        <w:t xml:space="preserve">Role</w:t>
+      </w:r>
+      <w:r>
+        <w:rPr>
+          <w:rFonts w:ascii="Calibri" w:cs="Calibri" w:eastAsia="Calibri" w:hAnsi="Calibri"/>
+          <w:b/>
+          <w:bCs/>
+          <w:color w:val="1B6E8C"/>
+          <w:sz w:val="18"/>
+          <w:szCs w:val="18"/>
+        </w:rPr>
+        <w:t xml:space="preserve">: </w:t>
+      </w:r>
+      <w:r>
+        <w:rPr>
+          <w:rFonts w:ascii="Calibri" w:cs="Calibri" w:eastAsia="Calibri" w:hAnsi="Calibri"/>
+          <w:color w:val="4A4A4A"/>
+          <w:sz w:val="18"/>
+          <w:szCs w:val="18"/>
+        </w:rPr>
+        <w:t xml:space="preserve">Independent product — sole architect and developer</w:t>
+      </w:r>
+    </w:p>
+    <w:p>
+      <w:pPr>
+        <w:spacing w:after="30" w:line="275"/>
+      </w:pPr>
+      <w:r>
+        <w:rPr>
+          <w:rFonts w:ascii="Calibri" w:cs="Calibri" w:eastAsia="Calibri" w:hAnsi="Calibri"/>
+          <w:b/>
+          <w:bCs/>
+          <w:color w:val="1B6E8C"/>
+          <w:sz w:val="18"/>
+          <w:szCs w:val="18"/>
+        </w:rPr>
+        <w:t xml:space="preserve">Tools</w:t>
+      </w:r>
+      <w:r>
+        <w:rPr>
+          <w:rFonts w:ascii="Calibri" w:cs="Calibri" w:eastAsia="Calibri" w:hAnsi="Calibri"/>
+          <w:b/>
+          <w:bCs/>
+          <w:color w:val="1B6E8C"/>
+          <w:sz w:val="18"/>
+          <w:szCs w:val="18"/>
+        </w:rPr>
+        <w:t xml:space="preserve">: </w:t>
+      </w:r>
+      <w:r>
+        <w:rPr>
+          <w:rFonts w:ascii="Calibri" w:cs="Calibri" w:eastAsia="Calibri" w:hAnsi="Calibri"/>
+          <w:color w:val="4A4A4A"/>
+          <w:sz w:val="18"/>
+          <w:szCs w:val="18"/>
+        </w:rPr>
+        <w:t xml:space="preserve">Python, Django 5.2, Django REST Framework, Celery, Redis, PostgreSQL, SQLite, React 19, React Native (Expo), PyInstaller + WebView2, waitress, Docker, Nginx</w:t>
+      </w:r>
+    </w:p>
+    <w:p>
+      <w:pPr>
+        <w:spacing w:after="30" w:line="275"/>
+      </w:pPr>
+      <w:r>
+        <w:rPr>
+          <w:rFonts w:ascii="Calibri" w:cs="Calibri" w:eastAsia="Calibri" w:hAnsi="Calibri"/>
+          <w:b/>
+          <w:bCs/>
+          <w:color w:val="1B6E8C"/>
+          <w:sz w:val="18"/>
+          <w:szCs w:val="18"/>
+        </w:rPr>
+        <w:t xml:space="preserve">Status</w:t>
+      </w:r>
+      <w:r>
+        <w:rPr>
+          <w:rFonts w:ascii="Calibri" w:cs="Calibri" w:eastAsia="Calibri" w:hAnsi="Calibri"/>
+          <w:b/>
+          <w:bCs/>
+          <w:color w:val="1B6E8C"/>
+          <w:sz w:val="18"/>
+          <w:szCs w:val="18"/>
+        </w:rPr>
+        <w:t xml:space="preserve">: </w:t>
+      </w:r>
+      <w:r>
+        <w:rPr>
+          <w:rFonts w:ascii="Calibri" w:cs="Calibri" w:eastAsia="Calibri" w:hAnsi="Calibri"/>
+          <w:color w:val="4A4A4A"/>
+          <w:sz w:val="18"/>
+          <w:szCs w:val="18"/>
+        </w:rPr>
+        <w:t xml:space="preserve">Complete — full retail suite operational across web, desktop and mobile clients</w:t>
+      </w:r>
+    </w:p>
+    <w:p>
+      <w:pPr>
+        <w:spacing w:after="40" w:line="290"/>
+        <w:jc w:val="both"/>
+      </w:pPr>
+      <w:r>
+        <w:rPr>
+          <w:rFonts w:ascii="Calibri" w:cs="Calibri" w:eastAsia="Calibri" w:hAnsi="Calibri"/>
+          <w:i w:val="false"/>
+          <w:iCs w:val="false"/>
+          <w:color w:val="1A1A1A"/>
+          <w:sz w:val="19"/>
+          <w:szCs w:val="19"/>
+        </w:rPr>
+        <w:t xml:space="preserve">A complete, multi-region, multi-currency point-of-sale and back-office platform for shops of any size — one Django 5.2 + DRF backend exposing a single /api/v1 contract (JWT auth, idempotent writes) that three clients speak identically: a React 19 back-office SPA, an Expo/React Native mobile app and a native Windows desktop application. The desktop build packages the entire backend into one SPOS.exe with SQLite inside — one PC becomes the shop's own server, with tablets, phones and extra registers connecting over Wi-Fi — while the mobile app can run the entire store on a phone with no server at all. Designed and built solo, from the transaction engine and double-entry ledger through to the deployment stack.</w:t>
+      </w:r>
+    </w:p>
+    <w:p>
+      <w:pPr>
+        <w:spacing w:after="40" w:before="70"/>
+      </w:pPr>
+      <w:r>
+        <w:rPr>
+          <w:rFonts w:ascii="Calibri" w:cs="Calibri" w:eastAsia="Calibri" w:hAnsi="Calibri"/>
+          <w:b/>
+          <w:bCs/>
+          <w:color w:val="4A4A4A"/>
+          <w:spacing w:val="10"/>
+          <w:sz w:val="18"/>
+          <w:szCs w:val="18"/>
+        </w:rPr>
+        <w:t xml:space="preserve">Key Features</w:t>
+      </w:r>
+    </w:p>
+    <w:p>
+      <w:pPr>
+        <w:pStyle w:val="ListParagraph"/>
+        <w:numPr>
+          <w:ilvl w:val="0"/>
+          <w:numId w:val="2"/>
+        </w:numPr>
+        <w:spacing w:after="55" w:line="285"/>
+      </w:pPr>
+      <w:r>
+        <w:rPr>
+          <w:rFonts w:ascii="Calibri" w:cs="Calibri" w:eastAsia="Calibri" w:hAnsi="Calibri"/>
+          <w:b/>
+          <w:bCs/>
+          <w:color w:val="0A0A0A"/>
+          <w:sz w:val="19"/>
+          <w:szCs w:val="19"/>
+        </w:rPr>
+        <w:t xml:space="preserve">Server-authoritative checkout</w:t>
+      </w:r>
+      <w:r>
+        <w:rPr>
+          <w:rFonts w:ascii="Calibri" w:cs="Calibri" w:eastAsia="Calibri" w:hAnsi="Calibri"/>
+          <w:color w:val="1A1A1A"/>
+          <w:sz w:val="19"/>
+          <w:szCs w:val="19"/>
+        </w:rPr>
+        <w:t xml:space="preserve"> — </w:t>
+      </w:r>
+      <w:r>
+        <w:rPr>
+          <w:rFonts w:ascii="Calibri" w:cs="Calibri" w:eastAsia="Calibri" w:hAnsi="Calibri"/>
+          <w:color w:val="1A1A1A"/>
+          <w:sz w:val="19"/>
+          <w:szCs w:val="19"/>
+        </w:rPr>
+        <w:t xml:space="preserve">every client computes cart totals locally for instant UI, but the server recomputes the full invoice with identical rounding, tax and discount rules and refuses the sale on any mismatch; sale creation, row-locked stock decrement, per-item COGS capture and double-entry ledger posting happen in one database transaction.</w:t>
+      </w:r>
+    </w:p>
+    <w:p>
+      <w:pPr>
+        <w:pStyle w:val="ListParagraph"/>
+        <w:numPr>
+          <w:ilvl w:val="0"/>
+          <w:numId w:val="2"/>
+        </w:numPr>
+        <w:spacing w:after="55" w:line="285"/>
+      </w:pPr>
+      <w:r>
+        <w:rPr>
+          <w:rFonts w:ascii="Calibri" w:cs="Calibri" w:eastAsia="Calibri" w:hAnsi="Calibri"/>
+          <w:b/>
+          <w:bCs/>
+          <w:color w:val="0A0A0A"/>
+          <w:sz w:val="19"/>
+          <w:szCs w:val="19"/>
+        </w:rPr>
+        <w:t xml:space="preserve">Idempotent, auditable transactions</w:t>
+      </w:r>
+      <w:r>
+        <w:rPr>
+          <w:rFonts w:ascii="Calibri" w:cs="Calibri" w:eastAsia="Calibri" w:hAnsi="Calibri"/>
+          <w:color w:val="1A1A1A"/>
+          <w:sz w:val="19"/>
+          <w:szCs w:val="19"/>
+        </w:rPr>
+        <w:t xml:space="preserve"> — </w:t>
+      </w:r>
+      <w:r>
+        <w:rPr>
+          <w:rFonts w:ascii="Calibri" w:cs="Calibri" w:eastAsia="Calibri" w:hAnsi="Calibri"/>
+          <w:color w:val="1A1A1A"/>
+          <w:sz w:val="19"/>
+          <w:szCs w:val="19"/>
+        </w:rPr>
+        <w:t xml:space="preserve">checkout is idempotent at HTTP and business-transaction levels (the same Idempotency-Key can never produce a duplicate charge), invoice numbers come from a locked per-store sequence, failed checkouts persist a FAILED record, and void/refund reverse both inventory and accounting.</w:t>
+      </w:r>
+    </w:p>
+    <w:p>
+      <w:pPr>
+        <w:pStyle w:val="ListParagraph"/>
+        <w:numPr>
+          <w:ilvl w:val="0"/>
+          <w:numId w:val="2"/>
+        </w:numPr>
+        <w:spacing w:after="55" w:line="285"/>
+      </w:pPr>
+      <w:r>
+        <w:rPr>
+          <w:rFonts w:ascii="Calibri" w:cs="Calibri" w:eastAsia="Calibri" w:hAnsi="Calibri"/>
+          <w:b/>
+          <w:bCs/>
+          <w:color w:val="0A0A0A"/>
+          <w:sz w:val="19"/>
+          <w:szCs w:val="19"/>
+        </w:rPr>
+        <w:t xml:space="preserve">Full register lifecycle</w:t>
+      </w:r>
+      <w:r>
+        <w:rPr>
+          <w:rFonts w:ascii="Calibri" w:cs="Calibri" w:eastAsia="Calibri" w:hAnsi="Calibri"/>
+          <w:color w:val="1A1A1A"/>
+          <w:sz w:val="19"/>
+          <w:szCs w:val="19"/>
+        </w:rPr>
+        <w:t xml:space="preserve"> — </w:t>
+      </w:r>
+      <w:r>
+        <w:rPr>
+          <w:rFonts w:ascii="Calibri" w:cs="Calibri" w:eastAsia="Calibri" w:hAnsi="Calibri"/>
+          <w:color w:val="1A1A1A"/>
+          <w:sz w:val="19"/>
+          <w:szCs w:val="19"/>
+        </w:rPr>
+        <w:t xml:space="preserve">open with float, paid-in/paid-out cash movements, X report mid-shift, Z report and drawer reconciliation against the ledger at close, with cash refunds reducing register cash expectations and closing restricted to the cashier or a manager.</w:t>
+      </w:r>
+    </w:p>
+    <w:p>
+      <w:pPr>
+        <w:pStyle w:val="ListParagraph"/>
+        <w:numPr>
+          <w:ilvl w:val="0"/>
+          <w:numId w:val="2"/>
+        </w:numPr>
+        <w:spacing w:after="55" w:line="285"/>
+      </w:pPr>
+      <w:r>
+        <w:rPr>
+          <w:rFonts w:ascii="Calibri" w:cs="Calibri" w:eastAsia="Calibri" w:hAnsi="Calibri"/>
+          <w:b/>
+          <w:bCs/>
+          <w:color w:val="0A0A0A"/>
+          <w:sz w:val="19"/>
+          <w:szCs w:val="19"/>
+        </w:rPr>
+        <w:t xml:space="preserve">Deep retail back-office</w:t>
+      </w:r>
+      <w:r>
+        <w:rPr>
+          <w:rFonts w:ascii="Calibri" w:cs="Calibri" w:eastAsia="Calibri" w:hAnsi="Calibri"/>
+          <w:color w:val="1A1A1A"/>
+          <w:sz w:val="19"/>
+          <w:szCs w:val="19"/>
+        </w:rPr>
+        <w:t xml:space="preserve"> — </w:t>
+      </w:r>
+      <w:r>
+        <w:rPr>
+          <w:rFonts w:ascii="Calibri" w:cs="Calibri" w:eastAsia="Calibri" w:hAnsi="Calibri"/>
+          <w:color w:val="1A1A1A"/>
+          <w:sz w:val="19"/>
+          <w:szCs w:val="19"/>
+        </w:rPr>
+        <w:t xml:space="preserve">product variants and modifiers, server-side promotions and customer price lists, gift cards and store credit with server-enforced balances, loyalty, suppliers and purchase orders with partial receiving, inter-store transfers, stock counts and an expense approve/pay/void workflow across multi-store, multi-company setups, each company with its own currency.</w:t>
+      </w:r>
+    </w:p>
+    <w:p>
+      <w:pPr>
+        <w:pStyle w:val="ListParagraph"/>
+        <w:numPr>
+          <w:ilvl w:val="0"/>
+          <w:numId w:val="2"/>
+        </w:numPr>
+        <w:spacing w:after="55" w:line="285"/>
+      </w:pPr>
+      <w:r>
+        <w:rPr>
+          <w:rFonts w:ascii="Calibri" w:cs="Calibri" w:eastAsia="Calibri" w:hAnsi="Calibri"/>
+          <w:b/>
+          <w:bCs/>
+          <w:color w:val="0A0A0A"/>
+          <w:sz w:val="19"/>
+          <w:szCs w:val="19"/>
+        </w:rPr>
+        <w:t xml:space="preserve">Three deployment shapes from one codebase</w:t>
+      </w:r>
+      <w:r>
+        <w:rPr>
+          <w:rFonts w:ascii="Calibri" w:cs="Calibri" w:eastAsia="Calibri" w:hAnsi="Calibri"/>
+          <w:color w:val="1A1A1A"/>
+          <w:sz w:val="19"/>
+          <w:szCs w:val="19"/>
+        </w:rPr>
+        <w:t xml:space="preserve"> — </w:t>
+      </w:r>
+      <w:r>
+        <w:rPr>
+          <w:rFonts w:ascii="Calibri" w:cs="Calibri" w:eastAsia="Calibri" w:hAnsi="Calibri"/>
+          <w:color w:val="1A1A1A"/>
+          <w:sz w:val="19"/>
+          <w:szCs w:val="19"/>
+        </w:rPr>
+        <w:t xml:space="preserve">a hosted SaaS on Docker (PostgreSQL, Redis, Celery behind Nginx/TLS), a self-contained SPOS.exe (PyInstaller) that migrates SQLite, picks a free port and serves the API and web UI to the whole LAN via waitress inside a native WebView2 window, and a mobile offline mode with a complete on-phone store engine.</w:t>
+      </w:r>
+    </w:p>
+    <w:p>
+      <w:pPr>
+        <w:pStyle w:val="ListParagraph"/>
+        <w:numPr>
+          <w:ilvl w:val="0"/>
+          <w:numId w:val="2"/>
+        </w:numPr>
+        <w:spacing w:after="55" w:line="285"/>
+      </w:pPr>
+      <w:r>
+        <w:rPr>
+          <w:rFonts w:ascii="Calibri" w:cs="Calibri" w:eastAsia="Calibri" w:hAnsi="Calibri"/>
+          <w:b/>
+          <w:bCs/>
+          <w:color w:val="0A0A0A"/>
+          <w:sz w:val="19"/>
+          <w:szCs w:val="19"/>
+        </w:rPr>
+        <w:t xml:space="preserve">Security throughout</w:t>
+      </w:r>
+      <w:r>
+        <w:rPr>
+          <w:rFonts w:ascii="Calibri" w:cs="Calibri" w:eastAsia="Calibri" w:hAnsi="Calibri"/>
+          <w:color w:val="1A1A1A"/>
+          <w:sz w:val="19"/>
+          <w:szCs w:val="19"/>
+        </w:rPr>
+        <w:t xml:space="preserve"> — </w:t>
+      </w:r>
+      <w:r>
+        <w:rPr>
+          <w:rFonts w:ascii="Calibri" w:cs="Calibri" w:eastAsia="Calibri" w:hAnsi="Calibri"/>
+          <w:color w:val="1A1A1A"/>
+          <w:sz w:val="19"/>
+          <w:szCs w:val="19"/>
+        </w:rPr>
+        <w:t xml:space="preserve">HMAC-SHA256-signed payment webhooks with idempotency, tenant scoping on money paths, refresh-token revocation, discount caps, admin-gated account creation and a first-run setup wizard with no default password.</w:t>
       </w:r>
     </w:p>
     <w:p>
